--- a/docs/1глава_оформленная.docx
+++ b/docs/1глава_оформленная.docx
@@ -21,11 +21,10 @@
       <w:r>
         <w:rPr>
           <w:rFonts w:ascii="Times New Roman" w:hAnsi="Times New Roman" w:eastAsia="Times New Roman"/>
-          <w:b w:val="0"/>
           <w:color w:val="000000"/>
           <w:sz w:val="28"/>
         </w:rPr>
-        <w:t>Цифровизация рынка недвижимости в последние годы привела к заметному изменению пользовательского поведения. Если ранее поиск жилья и взаимодействие с арендодателями происходили преимущественно через сайты объявлений, мессенджеры и телефонные звонки, то сегодня основная нагрузка смещается в сторону мобильных приложений. Пользователь ожидает, что поиск подходящего объекта, настройка фильтров, просмотр фотографий, сохранение избранных вариантов, общение с другой стороной сделки и оформление профиля будут доступны в одном интерфейсе и выполняться без лишних переходов между различными сервисами.</w:t>
+        <w:t>Цифровизация рынка недвижимости в последние годы привела к заметному изменению пользовательского поведения. Если ранее поиск жилья и взаимодействие с арендодателями происходили преимущественно через сайты объявлений, мессенджеры и телефонные звонки, то сегодня основная нагрузка смещается в сторону мобильных приложений. Пользователь ожидает, что основные действия, связанные с поиском жилья, сравнением вариантов, настройкой параметров, сохранением интересующих предложений, ведением профиля и взаимодействием с другими участниками, будут доступны в одном интерфейсе и выполняться без лишних переходов между различными сервисами.</w:t>
       </w:r>
     </w:p>
     <w:p>
@@ -137,7 +136,7 @@
           <w:color w:val="000000"/>
           <w:sz w:val="28"/>
         </w:rPr>
-        <w:t>2. Проанализировать аналоги, представленные на рынке цифровых сервисов недвижимости и roommate-matching платформ.</w:t>
+        <w:t>2. Проанализировать существующие цифровые сервисы недвижимости и подбора соседей по их функциональным характеристикам и особенностям клиентского взаимодействия.</w:t>
       </w:r>
     </w:p>
     <w:p>
@@ -193,7 +192,7 @@
           <w:color w:val="000000"/>
           <w:sz w:val="28"/>
         </w:rPr>
-        <w:t>6. Реализовать и провести ручную апробацию ключевых пользовательских сценариев MVP: публикации объявления, поиска, отклика и перехода к коммуникации.</w:t>
+        <w:t>6. Реализовать и провести ручное тестирование ключевых пользовательских сценариев MVP: публикации объявления, поиска, отклика и перехода к коммуникации.</w:t>
       </w:r>
     </w:p>
     <w:p>
@@ -201,11 +200,10 @@
       <w:r>
         <w:rPr>
           <w:rFonts w:ascii="Times New Roman" w:hAnsi="Times New Roman" w:eastAsia="Times New Roman"/>
-          <w:b w:val="0"/>
           <w:color w:val="000000"/>
           <w:sz w:val="28"/>
         </w:rPr>
-        <w:t>Практическая значимость исследования состоит в том, что разработанная клиентская часть может служить основой для дальнейшего вывода цифровой платформы на этап опытной эксплуатации и интеграции с полноценной серверной инфраструктурой. Уже на текущем этапе в проекте отражены реальные пользовательские потоки: авторизация по номеру телефона, онбординг, создание профиля, выбор предпочтений, поиск помещений и соседей, сохранение избранного, публикация объявлений и переход к коммуникации.</w:t>
+        <w:t>Практическая значимость исследования состоит в том, что разрабатываемая клиентская часть может служить основой для дальнейшего вывода цифровой платформы на этап опытной эксплуатации и интеграции с полноценной серверной инфраструктурой. В рамках проекта формируется единая мобильная среда, поддерживающая ключевые пользовательские сценарии совместной аренды: работу с профилем, поиск, публикацию объявлений, отклик и переход к коммуникации.</w:t>
       </w:r>
     </w:p>
     <w:p>
@@ -996,27 +994,13 @@
             <w:vAlign w:val="center"/>
           </w:tcPr>
           <w:p>
-            <w:pPr>
-              <w:spacing w:before="0" w:after="0" w:line="240" w:lineRule="auto"/>
-              <w:ind w:firstLine="0" w:left="0" w:right="0"/>
-              <w:jc w:val="left"/>
-            </w:pPr>
             <w:r>
               <w:rPr>
                 <w:rFonts w:ascii="Times New Roman" w:hAnsi="Times New Roman" w:eastAsia="Times New Roman"/>
-                <w:b w:val="0"/>
                 <w:color w:val="000000"/>
                 <w:sz w:val="24"/>
               </w:rPr>
-            </w:r>
-            <w:r>
-              <w:rPr>
-                <w:rFonts w:ascii="Times New Roman" w:hAnsi="Times New Roman" w:eastAsia="Times New Roman"/>
-                <w:b w:val="0"/>
-                <w:color w:val="000000"/>
-                <w:sz w:val="24"/>
-              </w:rPr>
-              <w:t>Кроссплатформенность; единообразие интерфейса; понятная навигация по многошаговым сценариям; устойчивость к смене источников данных; поддержка интеграции с backend API; масштабируемость архитектуры; локализация; приемлемая производительность и отзывчивость интерфейса при работе с формами, списками и фильтрами.</w:t>
+              <w:t>Кроссплатформенность; единообразие интерфейса; понятная навигация по многошаговым сценариям; устойчивость к смене источников данных; поддержка интеграции с серверными API; масштабируемость архитектуры; локализация; приемлемая производительность и отзывчивость интерфейса при работе с формами, списками и фильтрами.</w:t>
             </w:r>
           </w:p>
         </w:tc>
@@ -1027,11 +1011,10 @@
       <w:r>
         <w:rPr>
           <w:rFonts w:ascii="Times New Roman" w:hAnsi="Times New Roman" w:eastAsia="Times New Roman"/>
-          <w:b w:val="0"/>
           <w:color w:val="000000"/>
           <w:sz w:val="28"/>
         </w:rPr>
-        <w:t>Следующим этапом становится проектирование информационной архитектуры и пользовательских потоков. Для «Руммейт» это означает выделение отдельных, но логически связанных модулей: авторизации, профиля, поиска объектов, поиска соседей, публикации объявления, публикации группы, откликов и коммуникации. Чем сложнее продукт сочетает разные роли, тем выше требования к связности сценариев и тем важнее заранее спроектировать структуру экранов, состояния загрузки, ошибки и переходы между шагами.</w:t>
+        <w:t>Следующим этапом становится проектирование информационной архитектуры и сценариев взаимодействия. Для «Руммейт» это означает выделение отдельных, но логически связанных модулей: авторизации, профиля, поиска объектов, поиска соседей, публикации объявления, публикации группы, откликов и коммуникации. Чем сложнее продукт сочетает разные роли, тем выше требования к связности сценариев и тем важнее заранее спроектировать структуру экранов, состояния загрузки, ошибки и переходы между шагами.</w:t>
       </w:r>
     </w:p>
     <w:p>
@@ -1039,7 +1022,6 @@
       <w:r>
         <w:rPr>
           <w:rFonts w:ascii="Times New Roman" w:hAnsi="Times New Roman" w:eastAsia="Times New Roman"/>
-          <w:b w:val="0"/>
           <w:color w:val="000000"/>
           <w:sz w:val="28"/>
         </w:rPr>
@@ -1051,11 +1033,10 @@
       <w:r>
         <w:rPr>
           <w:rFonts w:ascii="Times New Roman" w:hAnsi="Times New Roman" w:eastAsia="Times New Roman"/>
-          <w:b w:val="0"/>
           <w:color w:val="000000"/>
           <w:sz w:val="28"/>
         </w:rPr>
-        <w:t>После определения пользовательских потоков выбирается технологическая стратегия, проектируется архитектура клиентской части, формируются модели данных и контракты обмена с сервером. На практике это означает, что приложение должно быть готово как к ранней разработке на mock-данных, так и к последующей интеграции с реальными API без полной перестройки интерфейсного слоя.</w:t>
+        <w:t>После определения пользовательских сценариев выбирается технологическая стратегия, проектируется архитектура клиентской части, формируются модели данных и контракты обмена с сервером. На практике это означает, что приложение должно быть готово как к ранней разработке на mock-данных, так и к последующей интеграции с реальными API без полной перестройки интерфейсного слоя.</w:t>
       </w:r>
     </w:p>
     <w:p>
@@ -1063,11 +1044,10 @@
       <w:r>
         <w:rPr>
           <w:rFonts w:ascii="Times New Roman" w:hAnsi="Times New Roman" w:eastAsia="Times New Roman"/>
-          <w:b w:val="0"/>
           <w:color w:val="000000"/>
           <w:sz w:val="28"/>
         </w:rPr>
-        <w:t>Отдельное значение имеет контроль качества. Для MVP клиентской части на раннем этапе ключевую роль играет ручная апробация пользовательских сценариев: регистрации, заполнения профиля, публикации объявления, отклика, поиска и перехода к общению. В дальнейшем такой контроль может быть дополнен автоматизированными тестами, однако уже на этапе MVP важно обеспечить логическую целостность маршрутов, устойчивость форм и предсказуемость интерфейса.</w:t>
+        <w:t>Отдельное значение имеет контроль качества. Для MVP клиентской части на раннем этапе ключевую роль играет ручное тестирование пользовательских сценариев: регистрации, заполнения профиля, публикации объявления, отклика, поиска и перехода к общению. В дальнейшем такой контроль может быть дополнен автоматизированными тестами, однако уже на этапе MVP важно обеспечить логическую целостность маршрутов, устойчивость форм и предсказуемость интерфейса.</w:t>
       </w:r>
     </w:p>
     <w:p>
@@ -1101,11 +1081,10 @@
       <w:r>
         <w:rPr>
           <w:rFonts w:ascii="Times New Roman" w:hAnsi="Times New Roman" w:eastAsia="Times New Roman"/>
-          <w:b w:val="0"/>
           <w:color w:val="000000"/>
           <w:sz w:val="28"/>
         </w:rPr>
-        <w:t>Анализ аналогов является обязательным этапом проектирования цифрового продукта, поскольку позволяет определить, какие пользовательские ожидания уже сформированы рынком, какие интерфейсные решения можно считать отраслевым стандартом, а какие ограничения сохраняются даже у зрелых сервисов. Для платформы «Руммейт» особенно важно анализировать не только классические сервисы недвижимости, но и compatibility-first продукты, ориентированные на подбор соседей.</w:t>
+        <w:t>Анализ аналогов является обязательным этапом проектирования цифрового продукта, поскольку позволяет определить, какие пользовательские ожидания уже сформированы рынком, какие интерфейсные решения можно считать отраслевым стандартом, а какие ограничения сохраняются даже у зрелых сервисов. Для платформы «Руммейт» особенно важно анализировать не только классические сервисы недвижимости, но и сервисы, ориентированные на подбор соседей с учетом совместимости.</w:t>
       </w:r>
     </w:p>
     <w:p>
@@ -1113,11 +1092,10 @@
       <w:r>
         <w:rPr>
           <w:rFonts w:ascii="Times New Roman" w:hAnsi="Times New Roman" w:eastAsia="Times New Roman"/>
-          <w:b w:val="0"/>
           <w:color w:val="000000"/>
           <w:sz w:val="28"/>
         </w:rPr>
-        <w:t>В качестве основных аналогов целесообразно рассматривать Циан, Домклик, Airbnb, а также сервисы roommate matching, построенные вокруг совместимости профилей и жизненных привычек. Циан и Домклик задают стандарты в области карточки объекта, фильтрации и доверия к объявлениям. Airbnb демонстрирует зрелый уровень работы с профилем, избранным и коммуникацией. Платформы FindRoomy и Bunky отражают другой полюс предметной области: поиск человека, а не только помещения [6]–[10].</w:t>
+        <w:t>В качестве основных аналогов целесообразно рассматривать Циан, Домклик, Airbnb, а также сервисы подбора соседей, построенные вокруг совместимости профилей и жизненных привычек. Циан и Домклик задают стандарты в области карточки объекта, фильтрации и доверия к объявлениям. Airbnb демонстрирует зрелый уровень работы с профилем, избранным и коммуникацией. Платформы FindRoomy и Bunky отражают другой полюс предметной области: поиск человека, а не только помещения [6]–[10].</w:t>
       </w:r>
     </w:p>
     <w:p>
@@ -1417,27 +1395,13 @@
             <w:vAlign w:val="center"/>
           </w:tcPr>
           <w:p>
-            <w:pPr>
-              <w:spacing w:before="0" w:after="0" w:line="240" w:lineRule="auto"/>
-              <w:ind w:firstLine="0" w:left="0" w:right="0"/>
-              <w:jc w:val="left"/>
-            </w:pPr>
             <w:r>
               <w:rPr>
                 <w:rFonts w:ascii="Times New Roman" w:hAnsi="Times New Roman" w:eastAsia="Times New Roman"/>
-                <w:b w:val="0"/>
                 <w:color w:val="000000"/>
                 <w:sz w:val="24"/>
               </w:rPr>
-            </w:r>
-            <w:r>
-              <w:rPr>
-                <w:rFonts w:ascii="Times New Roman" w:hAnsi="Times New Roman" w:eastAsia="Times New Roman"/>
-                <w:b w:val="0"/>
-                <w:color w:val="000000"/>
-                <w:sz w:val="24"/>
-              </w:rPr>
-              <w:t>Платформа ориентирована на сделку с недвижимостью, а не на подбор совместимого соседа. Для «Руммейт» важен экосистемный подход, но не хватает сценария межличностной совместимости.</w:t>
+              <w:t>Платформа ориентирована на сделку с недвижимостью, а не на подбор совместимого соседа. Для «Руммейт» ценен единый цифровой контур сервиса, однако в подобных системах обычно отсутствуют инструменты оценки бытовой и социальной совместимости будущих соседей.</w:t>
             </w:r>
           </w:p>
         </w:tc>
@@ -1644,11 +1608,10 @@
       <w:r>
         <w:rPr>
           <w:rFonts w:ascii="Times New Roman" w:hAnsi="Times New Roman" w:eastAsia="Times New Roman"/>
-          <w:b w:val="0"/>
           <w:color w:val="000000"/>
           <w:sz w:val="28"/>
         </w:rPr>
-        <w:t>Следовательно, клиентская часть «Руммейт» должна заимствовать у сервисов недвижимости глубину поиска и структуру карточки объекта, у экосистемных платформ — доверительный контекст и связность сценариев, а у roommate-matching сервисов — акцент на предпочтениях, бытовых привычках и профиле пользователя. Такой синтез определяет как требования к интерфейсу, так и требования к архитектуре клиентской части.</w:t>
+        <w:t>Следовательно, клиентская часть «Руммейт» должна заимствовать у сервисов недвижимости глубину поиска и структуру карточки объекта, у экосистемных платформ — доверительный контекст и связность сценариев, а у сервисов подбора соседей — акцент на предпочтениях, бытовых привычках и профиле пользователя. Такой синтез определяет как требования к интерфейсу, так и требования к архитектуре клиентской части.</w:t>
       </w:r>
     </w:p>
     <w:p>
@@ -1694,6 +1657,17 @@
       <w:r>
         <w:rPr>
           <w:rFonts w:ascii="Times New Roman" w:hAnsi="Times New Roman" w:eastAsia="Times New Roman"/>
+          <w:color w:val="000000"/>
+          <w:sz w:val="28"/>
+        </w:rPr>
+        <w:t>Отдельного сопоставления требует Flutter и React Native как два наиболее заметных кроссплатформенных подхода. React Native привлекателен возможностью использовать JavaScript или TypeScript и большой экосистемой веб-разработки, однако визуальная согласованность интерфейса и интеграция со сложными пользовательскими компонентами во многом зависят от набора сторонних библиотек и платформенных адаптаций. Flutter, напротив, использует собственную систему отрисовки интерфейса и единый набор виджетов, что позволяет добиваться более предсказуемого внешнего вида и поведения экранов на разных платформах. Для продукта вроде «Руммейт», где важны единообразие многошаговых форм, сложные карточки, фильтры и насыщенные сценарии навигации, такой подход оказывается более предпочтительным.</w:t>
+      </w:r>
+    </w:p>
+    <w:p>
+      <w:pPr/>
+      <w:r>
+        <w:rPr>
+          <w:rFonts w:ascii="Times New Roman" w:hAnsi="Times New Roman" w:eastAsia="Times New Roman"/>
           <w:b w:val="0"/>
           <w:color w:val="000000"/>
           <w:sz w:val="28"/>
@@ -1730,11 +1704,10 @@
       <w:r>
         <w:rPr>
           <w:rFonts w:ascii="Times New Roman" w:hAnsi="Times New Roman" w:eastAsia="Times New Roman"/>
-          <w:b w:val="0"/>
           <w:color w:val="000000"/>
           <w:sz w:val="28"/>
         </w:rPr>
-        <w:t>При выборе технологий для клиентской части необходимо учитывать не только скорость разработки, но и архитектурную устойчивость. Рекомендации Android Developers делают акцент на слоистой архитектуре, однонаправленном потоке данных, выделенных holder-ах состояния и четких границах ответственности между модулями [1]. Эти принципы универсальны и актуальны не только для Android, но и для кроссплатформенных приложений, в которых одновременно сосуществуют маршрутизация, формы, списки, удаленные данные и локальные пользовательские состояния.</w:t>
+        <w:t>При выборе технологий для клиентской части необходимо учитывать не только скорость разработки, но и архитектурную устойчивость. Под архитектурной устойчивостью в данном случае понимается способность приложения развиваться без постоянной перестройки уже реализованных модулей. Рекомендации Android Developers делают акцент на слоистой архитектуре, однонаправленном движении данных, выделенных компонентах состояния и четких границах ответственности между модулями [1]. Практический смысл этих принципов заключается в том, что изменения в одном фрагменте приложения, например в источнике данных или в экране формы, не должны вызывать цепную переработку остальных частей системы. Для кроссплатформенного приложения с маршрутами, формами, списками, сетевыми запросами и локальными состояниями это особенно важно.</w:t>
       </w:r>
     </w:p>
     <w:p>
@@ -1828,11 +1801,10 @@
       <w:r>
         <w:rPr>
           <w:rFonts w:ascii="Times New Roman" w:hAnsi="Times New Roman" w:eastAsia="Times New Roman"/>
-          <w:b w:val="0"/>
           <w:color w:val="000000"/>
           <w:sz w:val="28"/>
         </w:rPr>
-        <w:t>Ключевой продуктовой особенностью платформы выступает интеллектуальный поиск. В рамках текущей архитектуры механизм подбора реализуется на серверной стороне, тогда как клиентская часть отвечает за сбор пользовательских предпочтений, формирование фильтров, передачу параметров поиска и наглядное отображение результатов. Такое разделение ролей оправдано: вычислительно сложная логика концентрируется в backend, а мобильный клиент обеспечивает удобный ввод данных и интерпретацию результата для пользователя.</w:t>
+        <w:t>Ключевой продуктовой особенностью платформы выступает интеллектуальный поиск. В рамках текущей архитектуры механизм подбора реализуется на серверной стороне, тогда как клиентская часть отвечает за сбор пользовательских предпочтений, формирование фильтров, передачу параметров поиска и наглядное отображение результатов. Такое разделение ролей оправдано: вычислительно сложная логика концентрируется в серверной части, а мобильный клиент обеспечивает удобный ввод данных и интерпретацию результата для пользователя.</w:t>
       </w:r>
     </w:p>
     <w:p>
@@ -1840,11 +1812,10 @@
       <w:r>
         <w:rPr>
           <w:rFonts w:ascii="Times New Roman" w:hAnsi="Times New Roman" w:eastAsia="Times New Roman"/>
-          <w:b w:val="0"/>
           <w:color w:val="000000"/>
           <w:sz w:val="28"/>
         </w:rPr>
-        <w:t>С практической точки зрения интеллектуальный поиск должен опираться на совокупность жестких и мягких критериев. К жестким критериям относятся, например, ценовой диапазон, локация, пол, возрастные ограничения и условия проживания. К мягким — социальные привычки, режим сна, отношение к гостям, животным, шуму и бытовым практикам. Подобный подход согласуется с логикой compatibility-first сервисов, которые строят подбор вокруг образа жизни и бытовой совместимости [9], [10].</w:t>
+        <w:t>С практической точки зрения интеллектуальный поиск должен опираться на совокупность жестких и мягких критериев. К жестким критериям относятся, например, ценовой диапазон, локация, пол, возрастные ограничения и условия проживания. К мягким — социальные привычки, режим сна, отношение к гостям, животным, шуму и бытовым практикам. Подобный подход согласуется с логикой сервисов подбора соседей, которые строят подбор вокруг образа жизни и бытовой совместимости [9], [10].</w:t>
       </w:r>
     </w:p>
     <w:p>
@@ -1938,11 +1909,10 @@
       <w:r>
         <w:rPr>
           <w:rFonts w:ascii="Times New Roman" w:hAnsi="Times New Roman" w:eastAsia="Times New Roman"/>
-          <w:b w:val="0"/>
           <w:color w:val="000000"/>
           <w:sz w:val="28"/>
         </w:rPr>
-        <w:t>Сопоставление аналогов подтвердило, что на рынке уже существуют зрелые решения для отдельных частей пользовательского пути: глубокая фильтрация и детальная карточка объекта в сервисах недвижимости, экосистемный подход и доверительный контекст в крупных платформах, а также compatibility-first логика в roommate-matching сервисах. Однако сочетание этих преимуществ в едином мобильном сценарии совместной аренды по-прежнему остается редким.</w:t>
+        <w:t>Сопоставление аналогов подтвердило, что на рынке уже существуют зрелые решения для отдельных частей пользовательского пути: глубокая фильтрация и детальная карточка объекта в сервисах недвижимости, экосистемный подход и доверительный контекст в крупных платформах, а также логика сервисов подбора соседей, ориентированных на совместимость пользователей. Однако сочетание этих преимуществ в едином мобильном сценарии совместной аренды по-прежнему остается редким.</w:t>
       </w:r>
     </w:p>
     <w:p>
@@ -1950,11 +1920,10 @@
       <w:r>
         <w:rPr>
           <w:rFonts w:ascii="Times New Roman" w:hAnsi="Times New Roman" w:eastAsia="Times New Roman"/>
-          <w:b w:val="0"/>
           <w:color w:val="000000"/>
           <w:sz w:val="28"/>
         </w:rPr>
-        <w:t>Технологический анализ позволил обосновать выбор кроссплатформенного стека Flutter/Dart как основы клиентской части. Для проекта «Руммейт» данный выбор важен не только из-за кроссплатформенности, но и из-за возможности быстро развивать многосценарный интерфейс, поддерживать устойчивую архитектуру и постепенно переходить от mock-данных к полноценной backend-интеграции.</w:t>
+        <w:t>Технологический анализ позволил обосновать выбор кроссплатформенного стека Flutter/Dart как основы клиентской части. Для проекта «Руммейт» данный выбор важен не только из-за кроссплатформенности, но и из-за возможности быстро развивать многосценарный интерфейс, поддерживать устойчивую архитектуру и постепенно переходить от mock-данных к полноценной интеграции с серверной частью.</w:t>
       </w:r>
     </w:p>
     <w:p>
